--- a/zrazky/dosudova-pretenziya.docx
+++ b/zrazky/dosudova-pretenziya.docx
@@ -187,7 +187,7 @@
           <w:sz w:val="18"/>
           <w:szCs w:val="18"/>
         </w:rPr>
-        <w:t xml:space="preserve">УВАГА: це орієнтовний зразок для загального розуміння структури документа. Він не враховує обставин вашої конкретної справи, актуальних вимог законодавства, підсудності, розміру судового збору та переліку доказів. Перед поданням обов'язково проконсультуйтеся з адвокатом. Адвокат Олександр Осадько — alexosadko.github.io/web_site</w:t>
+        <w:t xml:space="preserve">УВАГА: це орієнтовний зразок для загального розуміння структури документа. Він не враховує обставин вашої конкретної справи, актуальних вимог законодавства, підсудності, розміру судового збору та переліку доказів. Перед поданням обов'язково проконсультуйтеся з адвокатом. Адвокат Олександр Осадько — osadko.online</w:t>
       </w:r>
     </w:p>
     <w:sectPr>
